--- a/data/resume/resume_template.docx
+++ b/data/resume/resume_template.docx
@@ -22,9 +22,9 @@
         <w:gridCol w:w="951"/>
         <w:gridCol w:w="927"/>
         <w:gridCol w:w="437"/>
-        <w:gridCol w:w="1416"/>
-        <w:gridCol w:w="853"/>
-        <w:gridCol w:w="1160"/>
+        <w:gridCol w:w="1497"/>
+        <w:gridCol w:w="955"/>
+        <w:gridCol w:w="977"/>
       </w:tblGrid>
       <w:tr>
         <w:tblPrEx>
@@ -1867,9 +1867,10 @@
               <w:ind w:right="17"/>
               <w:jc w:val="center"/>
               <w:rPr>
-                <w:rFonts w:hint="eastAsia" w:ascii="宋体" w:hAnsi="宋体" w:cs="宋体"/>
-                <w:sz w:val="21"/>
-                <w:szCs w:val="21"/>
+                <w:rFonts w:hint="default" w:ascii="宋体" w:hAnsi="宋体" w:eastAsia="宋体" w:cs="宋体"/>
+                <w:sz w:val="21"/>
+                <w:szCs w:val="21"/>
+                <w:lang w:val="en-US" w:eastAsia="zh-CN"/>
               </w:rPr>
             </w:pPr>
             <w:r>
@@ -1877,34 +1878,9 @@
                 <w:rFonts w:hint="eastAsia" w:ascii="宋体" w:hAnsi="宋体" w:cs="宋体"/>
                 <w:sz w:val="21"/>
                 <w:szCs w:val="21"/>
-              </w:rPr>
-              <w:t>202</w:t>
-            </w:r>
-            <w:r>
-              <w:rPr>
-                <w:rFonts w:hint="eastAsia" w:ascii="宋体" w:hAnsi="宋体" w:cs="宋体"/>
-                <w:sz w:val="21"/>
-                <w:szCs w:val="21"/>
                 <w:lang w:val="en-US" w:eastAsia="zh-CN"/>
               </w:rPr>
-              <w:t>4</w:t>
-            </w:r>
-            <w:r>
-              <w:rPr>
-                <w:rFonts w:hint="eastAsia" w:ascii="宋体" w:hAnsi="宋体" w:cs="宋体"/>
-                <w:sz w:val="21"/>
-                <w:szCs w:val="21"/>
-              </w:rPr>
-              <w:t>/</w:t>
-            </w:r>
-            <w:r>
-              <w:rPr>
-                <w:rFonts w:hint="eastAsia" w:ascii="宋体" w:hAnsi="宋体" w:cs="宋体"/>
-                <w:sz w:val="21"/>
-                <w:szCs w:val="21"/>
-                <w:lang w:val="en-US" w:eastAsia="zh-CN"/>
-              </w:rPr>
-              <w:t>1</w:t>
+              <w:t>{{item.开始时间}}</w:t>
             </w:r>
             <w:r>
               <w:rPr>
@@ -1920,8 +1896,9 @@
                 <w:kern w:val="0"/>
                 <w:sz w:val="21"/>
                 <w:szCs w:val="21"/>
-              </w:rPr>
-              <w:t>至今</w:t>
+                <w:lang w:val="en-US" w:eastAsia="zh-CN"/>
+              </w:rPr>
+              <w:t>{{item.结束时间}}</w:t>
             </w:r>
           </w:p>
         </w:tc>
@@ -1943,10 +1920,11 @@
               <w:spacing w:line="240" w:lineRule="auto"/>
               <w:jc w:val="center"/>
               <w:rPr>
-                <w:rFonts w:hint="eastAsia" w:ascii="宋体" w:hAnsi="宋体" w:cs="Arial"/>
-                <w:kern w:val="0"/>
-                <w:sz w:val="21"/>
-                <w:szCs w:val="21"/>
+                <w:rFonts w:hint="default" w:ascii="宋体" w:hAnsi="宋体" w:eastAsia="宋体" w:cs="Arial"/>
+                <w:kern w:val="0"/>
+                <w:sz w:val="21"/>
+                <w:szCs w:val="21"/>
+                <w:lang w:val="en-US" w:eastAsia="zh-CN"/>
               </w:rPr>
             </w:pPr>
             <w:r>
@@ -1955,11 +1933,10 @@
                 <w:kern w:val="0"/>
                 <w:sz w:val="21"/>
                 <w:szCs w:val="21"/>
-              </w:rPr>
-              <w:t>已完成</w:t>
+                <w:lang w:val="en-US" w:eastAsia="zh-CN"/>
+              </w:rPr>
+              <w:t>{{item.项目状态}}</w:t>
             </w:r>
-            <w:bookmarkStart w:id="0" w:name="_GoBack"/>
-            <w:bookmarkEnd w:id="0"/>
           </w:p>
         </w:tc>
         <w:tc>
@@ -1991,8 +1968,21 @@
                 <w:kern w:val="0"/>
                 <w:sz w:val="21"/>
                 <w:szCs w:val="21"/>
-              </w:rPr>
-              <w:t>业务分析师</w:t>
+                <w:lang w:val="en-US" w:eastAsia="zh-CN"/>
+              </w:rPr>
+              <w:t>{{item.角色</w:t>
+            </w:r>
+            <w:bookmarkStart w:id="0" w:name="_GoBack"/>
+            <w:bookmarkEnd w:id="0"/>
+            <w:r>
+              <w:rPr>
+                <w:rFonts w:hint="eastAsia" w:ascii="宋体" w:hAnsi="宋体" w:cs="Arial"/>
+                <w:kern w:val="0"/>
+                <w:sz w:val="21"/>
+                <w:szCs w:val="21"/>
+                <w:lang w:val="en-US" w:eastAsia="zh-CN"/>
+              </w:rPr>
+              <w:t>}}</w:t>
             </w:r>
           </w:p>
         </w:tc>
